--- a/TranscriptAnalysis/results/correlation_conventional/L0QraSYq8tw/L0QraSYq8tw_correlation_topics_n0_p15_m6.docx
+++ b/TranscriptAnalysis/results/correlation_conventional/L0QraSYq8tw/L0QraSYq8tw_correlation_topics_n0_p15_m6.docx
@@ -127,7 +127,38 @@
           </w:tcPr>
           <w:p>
             <w:r>
-              <w:t>frame_0000.jpg</w:t>
+              <w:drawing>
+                <wp:inline xmlns:a="http://schemas.openxmlformats.org/drawingml/2006/main" xmlns:pic="http://schemas.openxmlformats.org/drawingml/2006/picture">
+                  <wp:extent cx="1097280" cy="617220"/>
+                  <wp:docPr id="1" name="Picture 1"/>
+                  <wp:cNvGraphicFramePr>
+                    <a:graphicFrameLocks noChangeAspect="1"/>
+                  </wp:cNvGraphicFramePr>
+                  <a:graphic>
+                    <a:graphicData uri="http://schemas.openxmlformats.org/drawingml/2006/picture">
+                      <pic:pic>
+                        <pic:nvPicPr>
+                          <pic:cNvPr id="0" name="frame_0000.jpg"/>
+                          <pic:cNvPicPr/>
+                        </pic:nvPicPr>
+                        <pic:blipFill>
+                          <a:blip r:embed="rId9"/>
+                          <a:stretch>
+                            <a:fillRect/>
+                          </a:stretch>
+                        </pic:blipFill>
+                        <pic:spPr>
+                          <a:xfrm>
+                            <a:off x="0" y="0"/>
+                            <a:ext cx="1097280" cy="617220"/>
+                          </a:xfrm>
+                          <a:prstGeom prst="rect"/>
+                        </pic:spPr>
+                      </pic:pic>
+                    </a:graphicData>
+                  </a:graphic>
+                </wp:inline>
+              </w:drawing>
             </w:r>
           </w:p>
         </w:tc>
@@ -137,7 +168,38 @@
           </w:tcPr>
           <w:p>
             <w:r>
-              <w:t>frame_0056.jpg</w:t>
+              <w:drawing>
+                <wp:inline xmlns:a="http://schemas.openxmlformats.org/drawingml/2006/main" xmlns:pic="http://schemas.openxmlformats.org/drawingml/2006/picture">
+                  <wp:extent cx="1097280" cy="617220"/>
+                  <wp:docPr id="2" name="Picture 2"/>
+                  <wp:cNvGraphicFramePr>
+                    <a:graphicFrameLocks noChangeAspect="1"/>
+                  </wp:cNvGraphicFramePr>
+                  <a:graphic>
+                    <a:graphicData uri="http://schemas.openxmlformats.org/drawingml/2006/picture">
+                      <pic:pic>
+                        <pic:nvPicPr>
+                          <pic:cNvPr id="0" name="frame_0056.jpg"/>
+                          <pic:cNvPicPr/>
+                        </pic:nvPicPr>
+                        <pic:blipFill>
+                          <a:blip r:embed="rId10"/>
+                          <a:stretch>
+                            <a:fillRect/>
+                          </a:stretch>
+                        </pic:blipFill>
+                        <pic:spPr>
+                          <a:xfrm>
+                            <a:off x="0" y="0"/>
+                            <a:ext cx="1097280" cy="617220"/>
+                          </a:xfrm>
+                          <a:prstGeom prst="rect"/>
+                        </pic:spPr>
+                      </pic:pic>
+                    </a:graphicData>
+                  </a:graphic>
+                </wp:inline>
+              </w:drawing>
             </w:r>
           </w:p>
         </w:tc>
@@ -147,7 +209,38 @@
           </w:tcPr>
           <w:p>
             <w:r>
-              <w:t>frame_0111.jpg</w:t>
+              <w:drawing>
+                <wp:inline xmlns:a="http://schemas.openxmlformats.org/drawingml/2006/main" xmlns:pic="http://schemas.openxmlformats.org/drawingml/2006/picture">
+                  <wp:extent cx="1097280" cy="617220"/>
+                  <wp:docPr id="3" name="Picture 3"/>
+                  <wp:cNvGraphicFramePr>
+                    <a:graphicFrameLocks noChangeAspect="1"/>
+                  </wp:cNvGraphicFramePr>
+                  <a:graphic>
+                    <a:graphicData uri="http://schemas.openxmlformats.org/drawingml/2006/picture">
+                      <pic:pic>
+                        <pic:nvPicPr>
+                          <pic:cNvPr id="0" name="frame_0111.jpg"/>
+                          <pic:cNvPicPr/>
+                        </pic:nvPicPr>
+                        <pic:blipFill>
+                          <a:blip r:embed="rId11"/>
+                          <a:stretch>
+                            <a:fillRect/>
+                          </a:stretch>
+                        </pic:blipFill>
+                        <pic:spPr>
+                          <a:xfrm>
+                            <a:off x="0" y="0"/>
+                            <a:ext cx="1097280" cy="617220"/>
+                          </a:xfrm>
+                          <a:prstGeom prst="rect"/>
+                        </pic:spPr>
+                      </pic:pic>
+                    </a:graphicData>
+                  </a:graphic>
+                </wp:inline>
+              </w:drawing>
             </w:r>
           </w:p>
         </w:tc>
@@ -186,7 +279,38 @@
           </w:tcPr>
           <w:p>
             <w:r>
-              <w:t>frame_0000.jpg</w:t>
+              <w:drawing>
+                <wp:inline xmlns:a="http://schemas.openxmlformats.org/drawingml/2006/main" xmlns:pic="http://schemas.openxmlformats.org/drawingml/2006/picture">
+                  <wp:extent cx="1097280" cy="617220"/>
+                  <wp:docPr id="4" name="Picture 4"/>
+                  <wp:cNvGraphicFramePr>
+                    <a:graphicFrameLocks noChangeAspect="1"/>
+                  </wp:cNvGraphicFramePr>
+                  <a:graphic>
+                    <a:graphicData uri="http://schemas.openxmlformats.org/drawingml/2006/picture">
+                      <pic:pic>
+                        <pic:nvPicPr>
+                          <pic:cNvPr id="0" name="frame_0000.jpg"/>
+                          <pic:cNvPicPr/>
+                        </pic:nvPicPr>
+                        <pic:blipFill>
+                          <a:blip r:embed="rId9"/>
+                          <a:stretch>
+                            <a:fillRect/>
+                          </a:stretch>
+                        </pic:blipFill>
+                        <pic:spPr>
+                          <a:xfrm>
+                            <a:off x="0" y="0"/>
+                            <a:ext cx="1097280" cy="617220"/>
+                          </a:xfrm>
+                          <a:prstGeom prst="rect"/>
+                        </pic:spPr>
+                      </pic:pic>
+                    </a:graphicData>
+                  </a:graphic>
+                </wp:inline>
+              </w:drawing>
             </w:r>
           </w:p>
         </w:tc>
@@ -196,7 +320,38 @@
           </w:tcPr>
           <w:p>
             <w:r>
-              <w:t>frame_0056.jpg</w:t>
+              <w:drawing>
+                <wp:inline xmlns:a="http://schemas.openxmlformats.org/drawingml/2006/main" xmlns:pic="http://schemas.openxmlformats.org/drawingml/2006/picture">
+                  <wp:extent cx="1097280" cy="617220"/>
+                  <wp:docPr id="5" name="Picture 5"/>
+                  <wp:cNvGraphicFramePr>
+                    <a:graphicFrameLocks noChangeAspect="1"/>
+                  </wp:cNvGraphicFramePr>
+                  <a:graphic>
+                    <a:graphicData uri="http://schemas.openxmlformats.org/drawingml/2006/picture">
+                      <pic:pic>
+                        <pic:nvPicPr>
+                          <pic:cNvPr id="0" name="frame_0056.jpg"/>
+                          <pic:cNvPicPr/>
+                        </pic:nvPicPr>
+                        <pic:blipFill>
+                          <a:blip r:embed="rId10"/>
+                          <a:stretch>
+                            <a:fillRect/>
+                          </a:stretch>
+                        </pic:blipFill>
+                        <pic:spPr>
+                          <a:xfrm>
+                            <a:off x="0" y="0"/>
+                            <a:ext cx="1097280" cy="617220"/>
+                          </a:xfrm>
+                          <a:prstGeom prst="rect"/>
+                        </pic:spPr>
+                      </pic:pic>
+                    </a:graphicData>
+                  </a:graphic>
+                </wp:inline>
+              </w:drawing>
             </w:r>
           </w:p>
         </w:tc>
@@ -206,7 +361,38 @@
           </w:tcPr>
           <w:p>
             <w:r>
-              <w:t>frame_0111.jpg</w:t>
+              <w:drawing>
+                <wp:inline xmlns:a="http://schemas.openxmlformats.org/drawingml/2006/main" xmlns:pic="http://schemas.openxmlformats.org/drawingml/2006/picture">
+                  <wp:extent cx="1097280" cy="617220"/>
+                  <wp:docPr id="6" name="Picture 6"/>
+                  <wp:cNvGraphicFramePr>
+                    <a:graphicFrameLocks noChangeAspect="1"/>
+                  </wp:cNvGraphicFramePr>
+                  <a:graphic>
+                    <a:graphicData uri="http://schemas.openxmlformats.org/drawingml/2006/picture">
+                      <pic:pic>
+                        <pic:nvPicPr>
+                          <pic:cNvPr id="0" name="frame_0111.jpg"/>
+                          <pic:cNvPicPr/>
+                        </pic:nvPicPr>
+                        <pic:blipFill>
+                          <a:blip r:embed="rId11"/>
+                          <a:stretch>
+                            <a:fillRect/>
+                          </a:stretch>
+                        </pic:blipFill>
+                        <pic:spPr>
+                          <a:xfrm>
+                            <a:off x="0" y="0"/>
+                            <a:ext cx="1097280" cy="617220"/>
+                          </a:xfrm>
+                          <a:prstGeom prst="rect"/>
+                        </pic:spPr>
+                      </pic:pic>
+                    </a:graphicData>
+                  </a:graphic>
+                </wp:inline>
+              </w:drawing>
             </w:r>
           </w:p>
         </w:tc>
@@ -245,7 +431,38 @@
           </w:tcPr>
           <w:p>
             <w:r>
-              <w:t>frame_0000.jpg</w:t>
+              <w:drawing>
+                <wp:inline xmlns:a="http://schemas.openxmlformats.org/drawingml/2006/main" xmlns:pic="http://schemas.openxmlformats.org/drawingml/2006/picture">
+                  <wp:extent cx="1097280" cy="617220"/>
+                  <wp:docPr id="7" name="Picture 7"/>
+                  <wp:cNvGraphicFramePr>
+                    <a:graphicFrameLocks noChangeAspect="1"/>
+                  </wp:cNvGraphicFramePr>
+                  <a:graphic>
+                    <a:graphicData uri="http://schemas.openxmlformats.org/drawingml/2006/picture">
+                      <pic:pic>
+                        <pic:nvPicPr>
+                          <pic:cNvPr id="0" name="frame_0000.jpg"/>
+                          <pic:cNvPicPr/>
+                        </pic:nvPicPr>
+                        <pic:blipFill>
+                          <a:blip r:embed="rId9"/>
+                          <a:stretch>
+                            <a:fillRect/>
+                          </a:stretch>
+                        </pic:blipFill>
+                        <pic:spPr>
+                          <a:xfrm>
+                            <a:off x="0" y="0"/>
+                            <a:ext cx="1097280" cy="617220"/>
+                          </a:xfrm>
+                          <a:prstGeom prst="rect"/>
+                        </pic:spPr>
+                      </pic:pic>
+                    </a:graphicData>
+                  </a:graphic>
+                </wp:inline>
+              </w:drawing>
             </w:r>
           </w:p>
         </w:tc>
@@ -255,7 +472,38 @@
           </w:tcPr>
           <w:p>
             <w:r>
-              <w:t>frame_0056.jpg</w:t>
+              <w:drawing>
+                <wp:inline xmlns:a="http://schemas.openxmlformats.org/drawingml/2006/main" xmlns:pic="http://schemas.openxmlformats.org/drawingml/2006/picture">
+                  <wp:extent cx="1097280" cy="617220"/>
+                  <wp:docPr id="8" name="Picture 8"/>
+                  <wp:cNvGraphicFramePr>
+                    <a:graphicFrameLocks noChangeAspect="1"/>
+                  </wp:cNvGraphicFramePr>
+                  <a:graphic>
+                    <a:graphicData uri="http://schemas.openxmlformats.org/drawingml/2006/picture">
+                      <pic:pic>
+                        <pic:nvPicPr>
+                          <pic:cNvPr id="0" name="frame_0056.jpg"/>
+                          <pic:cNvPicPr/>
+                        </pic:nvPicPr>
+                        <pic:blipFill>
+                          <a:blip r:embed="rId10"/>
+                          <a:stretch>
+                            <a:fillRect/>
+                          </a:stretch>
+                        </pic:blipFill>
+                        <pic:spPr>
+                          <a:xfrm>
+                            <a:off x="0" y="0"/>
+                            <a:ext cx="1097280" cy="617220"/>
+                          </a:xfrm>
+                          <a:prstGeom prst="rect"/>
+                        </pic:spPr>
+                      </pic:pic>
+                    </a:graphicData>
+                  </a:graphic>
+                </wp:inline>
+              </w:drawing>
             </w:r>
           </w:p>
         </w:tc>
@@ -265,7 +513,38 @@
           </w:tcPr>
           <w:p>
             <w:r>
-              <w:t>frame_0111.jpg</w:t>
+              <w:drawing>
+                <wp:inline xmlns:a="http://schemas.openxmlformats.org/drawingml/2006/main" xmlns:pic="http://schemas.openxmlformats.org/drawingml/2006/picture">
+                  <wp:extent cx="1097280" cy="617220"/>
+                  <wp:docPr id="9" name="Picture 9"/>
+                  <wp:cNvGraphicFramePr>
+                    <a:graphicFrameLocks noChangeAspect="1"/>
+                  </wp:cNvGraphicFramePr>
+                  <a:graphic>
+                    <a:graphicData uri="http://schemas.openxmlformats.org/drawingml/2006/picture">
+                      <pic:pic>
+                        <pic:nvPicPr>
+                          <pic:cNvPr id="0" name="frame_0111.jpg"/>
+                          <pic:cNvPicPr/>
+                        </pic:nvPicPr>
+                        <pic:blipFill>
+                          <a:blip r:embed="rId11"/>
+                          <a:stretch>
+                            <a:fillRect/>
+                          </a:stretch>
+                        </pic:blipFill>
+                        <pic:spPr>
+                          <a:xfrm>
+                            <a:off x="0" y="0"/>
+                            <a:ext cx="1097280" cy="617220"/>
+                          </a:xfrm>
+                          <a:prstGeom prst="rect"/>
+                        </pic:spPr>
+                      </pic:pic>
+                    </a:graphicData>
+                  </a:graphic>
+                </wp:inline>
+              </w:drawing>
             </w:r>
           </w:p>
         </w:tc>
@@ -309,7 +588,38 @@
           </w:tcPr>
           <w:p>
             <w:r>
-              <w:t>frame_0000.jpg</w:t>
+              <w:drawing>
+                <wp:inline xmlns:a="http://schemas.openxmlformats.org/drawingml/2006/main" xmlns:pic="http://schemas.openxmlformats.org/drawingml/2006/picture">
+                  <wp:extent cx="1097280" cy="617220"/>
+                  <wp:docPr id="10" name="Picture 10"/>
+                  <wp:cNvGraphicFramePr>
+                    <a:graphicFrameLocks noChangeAspect="1"/>
+                  </wp:cNvGraphicFramePr>
+                  <a:graphic>
+                    <a:graphicData uri="http://schemas.openxmlformats.org/drawingml/2006/picture">
+                      <pic:pic>
+                        <pic:nvPicPr>
+                          <pic:cNvPr id="0" name="frame_0000.jpg"/>
+                          <pic:cNvPicPr/>
+                        </pic:nvPicPr>
+                        <pic:blipFill>
+                          <a:blip r:embed="rId9"/>
+                          <a:stretch>
+                            <a:fillRect/>
+                          </a:stretch>
+                        </pic:blipFill>
+                        <pic:spPr>
+                          <a:xfrm>
+                            <a:off x="0" y="0"/>
+                            <a:ext cx="1097280" cy="617220"/>
+                          </a:xfrm>
+                          <a:prstGeom prst="rect"/>
+                        </pic:spPr>
+                      </pic:pic>
+                    </a:graphicData>
+                  </a:graphic>
+                </wp:inline>
+              </w:drawing>
             </w:r>
           </w:p>
         </w:tc>
@@ -319,7 +629,38 @@
           </w:tcPr>
           <w:p>
             <w:r>
-              <w:t>frame_0056.jpg</w:t>
+              <w:drawing>
+                <wp:inline xmlns:a="http://schemas.openxmlformats.org/drawingml/2006/main" xmlns:pic="http://schemas.openxmlformats.org/drawingml/2006/picture">
+                  <wp:extent cx="1097280" cy="617220"/>
+                  <wp:docPr id="11" name="Picture 11"/>
+                  <wp:cNvGraphicFramePr>
+                    <a:graphicFrameLocks noChangeAspect="1"/>
+                  </wp:cNvGraphicFramePr>
+                  <a:graphic>
+                    <a:graphicData uri="http://schemas.openxmlformats.org/drawingml/2006/picture">
+                      <pic:pic>
+                        <pic:nvPicPr>
+                          <pic:cNvPr id="0" name="frame_0056.jpg"/>
+                          <pic:cNvPicPr/>
+                        </pic:nvPicPr>
+                        <pic:blipFill>
+                          <a:blip r:embed="rId10"/>
+                          <a:stretch>
+                            <a:fillRect/>
+                          </a:stretch>
+                        </pic:blipFill>
+                        <pic:spPr>
+                          <a:xfrm>
+                            <a:off x="0" y="0"/>
+                            <a:ext cx="1097280" cy="617220"/>
+                          </a:xfrm>
+                          <a:prstGeom prst="rect"/>
+                        </pic:spPr>
+                      </pic:pic>
+                    </a:graphicData>
+                  </a:graphic>
+                </wp:inline>
+              </w:drawing>
             </w:r>
           </w:p>
         </w:tc>
@@ -329,7 +670,38 @@
           </w:tcPr>
           <w:p>
             <w:r>
-              <w:t>frame_0111.jpg</w:t>
+              <w:drawing>
+                <wp:inline xmlns:a="http://schemas.openxmlformats.org/drawingml/2006/main" xmlns:pic="http://schemas.openxmlformats.org/drawingml/2006/picture">
+                  <wp:extent cx="1097280" cy="617220"/>
+                  <wp:docPr id="12" name="Picture 12"/>
+                  <wp:cNvGraphicFramePr>
+                    <a:graphicFrameLocks noChangeAspect="1"/>
+                  </wp:cNvGraphicFramePr>
+                  <a:graphic>
+                    <a:graphicData uri="http://schemas.openxmlformats.org/drawingml/2006/picture">
+                      <pic:pic>
+                        <pic:nvPicPr>
+                          <pic:cNvPr id="0" name="frame_0111.jpg"/>
+                          <pic:cNvPicPr/>
+                        </pic:nvPicPr>
+                        <pic:blipFill>
+                          <a:blip r:embed="rId11"/>
+                          <a:stretch>
+                            <a:fillRect/>
+                          </a:stretch>
+                        </pic:blipFill>
+                        <pic:spPr>
+                          <a:xfrm>
+                            <a:off x="0" y="0"/>
+                            <a:ext cx="1097280" cy="617220"/>
+                          </a:xfrm>
+                          <a:prstGeom prst="rect"/>
+                        </pic:spPr>
+                      </pic:pic>
+                    </a:graphicData>
+                  </a:graphic>
+                </wp:inline>
+              </w:drawing>
             </w:r>
           </w:p>
         </w:tc>
@@ -368,7 +740,38 @@
           </w:tcPr>
           <w:p>
             <w:r>
-              <w:t>frame_0000.jpg</w:t>
+              <w:drawing>
+                <wp:inline xmlns:a="http://schemas.openxmlformats.org/drawingml/2006/main" xmlns:pic="http://schemas.openxmlformats.org/drawingml/2006/picture">
+                  <wp:extent cx="1097280" cy="617220"/>
+                  <wp:docPr id="13" name="Picture 13"/>
+                  <wp:cNvGraphicFramePr>
+                    <a:graphicFrameLocks noChangeAspect="1"/>
+                  </wp:cNvGraphicFramePr>
+                  <a:graphic>
+                    <a:graphicData uri="http://schemas.openxmlformats.org/drawingml/2006/picture">
+                      <pic:pic>
+                        <pic:nvPicPr>
+                          <pic:cNvPr id="0" name="frame_0000.jpg"/>
+                          <pic:cNvPicPr/>
+                        </pic:nvPicPr>
+                        <pic:blipFill>
+                          <a:blip r:embed="rId9"/>
+                          <a:stretch>
+                            <a:fillRect/>
+                          </a:stretch>
+                        </pic:blipFill>
+                        <pic:spPr>
+                          <a:xfrm>
+                            <a:off x="0" y="0"/>
+                            <a:ext cx="1097280" cy="617220"/>
+                          </a:xfrm>
+                          <a:prstGeom prst="rect"/>
+                        </pic:spPr>
+                      </pic:pic>
+                    </a:graphicData>
+                  </a:graphic>
+                </wp:inline>
+              </w:drawing>
             </w:r>
           </w:p>
         </w:tc>
@@ -378,7 +781,38 @@
           </w:tcPr>
           <w:p>
             <w:r>
-              <w:t>frame_0056.jpg</w:t>
+              <w:drawing>
+                <wp:inline xmlns:a="http://schemas.openxmlformats.org/drawingml/2006/main" xmlns:pic="http://schemas.openxmlformats.org/drawingml/2006/picture">
+                  <wp:extent cx="1097280" cy="617220"/>
+                  <wp:docPr id="14" name="Picture 14"/>
+                  <wp:cNvGraphicFramePr>
+                    <a:graphicFrameLocks noChangeAspect="1"/>
+                  </wp:cNvGraphicFramePr>
+                  <a:graphic>
+                    <a:graphicData uri="http://schemas.openxmlformats.org/drawingml/2006/picture">
+                      <pic:pic>
+                        <pic:nvPicPr>
+                          <pic:cNvPr id="0" name="frame_0056.jpg"/>
+                          <pic:cNvPicPr/>
+                        </pic:nvPicPr>
+                        <pic:blipFill>
+                          <a:blip r:embed="rId10"/>
+                          <a:stretch>
+                            <a:fillRect/>
+                          </a:stretch>
+                        </pic:blipFill>
+                        <pic:spPr>
+                          <a:xfrm>
+                            <a:off x="0" y="0"/>
+                            <a:ext cx="1097280" cy="617220"/>
+                          </a:xfrm>
+                          <a:prstGeom prst="rect"/>
+                        </pic:spPr>
+                      </pic:pic>
+                    </a:graphicData>
+                  </a:graphic>
+                </wp:inline>
+              </w:drawing>
             </w:r>
           </w:p>
         </w:tc>
@@ -388,7 +822,38 @@
           </w:tcPr>
           <w:p>
             <w:r>
-              <w:t>frame_0111.jpg</w:t>
+              <w:drawing>
+                <wp:inline xmlns:a="http://schemas.openxmlformats.org/drawingml/2006/main" xmlns:pic="http://schemas.openxmlformats.org/drawingml/2006/picture">
+                  <wp:extent cx="1097280" cy="617220"/>
+                  <wp:docPr id="15" name="Picture 15"/>
+                  <wp:cNvGraphicFramePr>
+                    <a:graphicFrameLocks noChangeAspect="1"/>
+                  </wp:cNvGraphicFramePr>
+                  <a:graphic>
+                    <a:graphicData uri="http://schemas.openxmlformats.org/drawingml/2006/picture">
+                      <pic:pic>
+                        <pic:nvPicPr>
+                          <pic:cNvPr id="0" name="frame_0111.jpg"/>
+                          <pic:cNvPicPr/>
+                        </pic:nvPicPr>
+                        <pic:blipFill>
+                          <a:blip r:embed="rId11"/>
+                          <a:stretch>
+                            <a:fillRect/>
+                          </a:stretch>
+                        </pic:blipFill>
+                        <pic:spPr>
+                          <a:xfrm>
+                            <a:off x="0" y="0"/>
+                            <a:ext cx="1097280" cy="617220"/>
+                          </a:xfrm>
+                          <a:prstGeom prst="rect"/>
+                        </pic:spPr>
+                      </pic:pic>
+                    </a:graphicData>
+                  </a:graphic>
+                </wp:inline>
+              </w:drawing>
             </w:r>
           </w:p>
         </w:tc>
@@ -427,7 +892,38 @@
           </w:tcPr>
           <w:p>
             <w:r>
-              <w:t>frame_0000.jpg</w:t>
+              <w:drawing>
+                <wp:inline xmlns:a="http://schemas.openxmlformats.org/drawingml/2006/main" xmlns:pic="http://schemas.openxmlformats.org/drawingml/2006/picture">
+                  <wp:extent cx="1097280" cy="617220"/>
+                  <wp:docPr id="16" name="Picture 16"/>
+                  <wp:cNvGraphicFramePr>
+                    <a:graphicFrameLocks noChangeAspect="1"/>
+                  </wp:cNvGraphicFramePr>
+                  <a:graphic>
+                    <a:graphicData uri="http://schemas.openxmlformats.org/drawingml/2006/picture">
+                      <pic:pic>
+                        <pic:nvPicPr>
+                          <pic:cNvPr id="0" name="frame_0000.jpg"/>
+                          <pic:cNvPicPr/>
+                        </pic:nvPicPr>
+                        <pic:blipFill>
+                          <a:blip r:embed="rId9"/>
+                          <a:stretch>
+                            <a:fillRect/>
+                          </a:stretch>
+                        </pic:blipFill>
+                        <pic:spPr>
+                          <a:xfrm>
+                            <a:off x="0" y="0"/>
+                            <a:ext cx="1097280" cy="617220"/>
+                          </a:xfrm>
+                          <a:prstGeom prst="rect"/>
+                        </pic:spPr>
+                      </pic:pic>
+                    </a:graphicData>
+                  </a:graphic>
+                </wp:inline>
+              </w:drawing>
             </w:r>
           </w:p>
         </w:tc>
@@ -437,7 +933,38 @@
           </w:tcPr>
           <w:p>
             <w:r>
-              <w:t>frame_0056.jpg</w:t>
+              <w:drawing>
+                <wp:inline xmlns:a="http://schemas.openxmlformats.org/drawingml/2006/main" xmlns:pic="http://schemas.openxmlformats.org/drawingml/2006/picture">
+                  <wp:extent cx="1097280" cy="617220"/>
+                  <wp:docPr id="17" name="Picture 17"/>
+                  <wp:cNvGraphicFramePr>
+                    <a:graphicFrameLocks noChangeAspect="1"/>
+                  </wp:cNvGraphicFramePr>
+                  <a:graphic>
+                    <a:graphicData uri="http://schemas.openxmlformats.org/drawingml/2006/picture">
+                      <pic:pic>
+                        <pic:nvPicPr>
+                          <pic:cNvPr id="0" name="frame_0056.jpg"/>
+                          <pic:cNvPicPr/>
+                        </pic:nvPicPr>
+                        <pic:blipFill>
+                          <a:blip r:embed="rId10"/>
+                          <a:stretch>
+                            <a:fillRect/>
+                          </a:stretch>
+                        </pic:blipFill>
+                        <pic:spPr>
+                          <a:xfrm>
+                            <a:off x="0" y="0"/>
+                            <a:ext cx="1097280" cy="617220"/>
+                          </a:xfrm>
+                          <a:prstGeom prst="rect"/>
+                        </pic:spPr>
+                      </pic:pic>
+                    </a:graphicData>
+                  </a:graphic>
+                </wp:inline>
+              </w:drawing>
             </w:r>
           </w:p>
         </w:tc>
@@ -447,7 +974,38 @@
           </w:tcPr>
           <w:p>
             <w:r>
-              <w:t>frame_0111.jpg</w:t>
+              <w:drawing>
+                <wp:inline xmlns:a="http://schemas.openxmlformats.org/drawingml/2006/main" xmlns:pic="http://schemas.openxmlformats.org/drawingml/2006/picture">
+                  <wp:extent cx="1097280" cy="617220"/>
+                  <wp:docPr id="18" name="Picture 18"/>
+                  <wp:cNvGraphicFramePr>
+                    <a:graphicFrameLocks noChangeAspect="1"/>
+                  </wp:cNvGraphicFramePr>
+                  <a:graphic>
+                    <a:graphicData uri="http://schemas.openxmlformats.org/drawingml/2006/picture">
+                      <pic:pic>
+                        <pic:nvPicPr>
+                          <pic:cNvPr id="0" name="frame_0111.jpg"/>
+                          <pic:cNvPicPr/>
+                        </pic:nvPicPr>
+                        <pic:blipFill>
+                          <a:blip r:embed="rId11"/>
+                          <a:stretch>
+                            <a:fillRect/>
+                          </a:stretch>
+                        </pic:blipFill>
+                        <pic:spPr>
+                          <a:xfrm>
+                            <a:off x="0" y="0"/>
+                            <a:ext cx="1097280" cy="617220"/>
+                          </a:xfrm>
+                          <a:prstGeom prst="rect"/>
+                        </pic:spPr>
+                      </pic:pic>
+                    </a:graphicData>
+                  </a:graphic>
+                </wp:inline>
+              </w:drawing>
             </w:r>
           </w:p>
         </w:tc>
@@ -501,7 +1059,38 @@
           </w:tcPr>
           <w:p>
             <w:r>
-              <w:t>frame_0000.jpg</w:t>
+              <w:drawing>
+                <wp:inline xmlns:a="http://schemas.openxmlformats.org/drawingml/2006/main" xmlns:pic="http://schemas.openxmlformats.org/drawingml/2006/picture">
+                  <wp:extent cx="1097280" cy="617220"/>
+                  <wp:docPr id="19" name="Picture 19"/>
+                  <wp:cNvGraphicFramePr>
+                    <a:graphicFrameLocks noChangeAspect="1"/>
+                  </wp:cNvGraphicFramePr>
+                  <a:graphic>
+                    <a:graphicData uri="http://schemas.openxmlformats.org/drawingml/2006/picture">
+                      <pic:pic>
+                        <pic:nvPicPr>
+                          <pic:cNvPr id="0" name="frame_0000.jpg"/>
+                          <pic:cNvPicPr/>
+                        </pic:nvPicPr>
+                        <pic:blipFill>
+                          <a:blip r:embed="rId9"/>
+                          <a:stretch>
+                            <a:fillRect/>
+                          </a:stretch>
+                        </pic:blipFill>
+                        <pic:spPr>
+                          <a:xfrm>
+                            <a:off x="0" y="0"/>
+                            <a:ext cx="1097280" cy="617220"/>
+                          </a:xfrm>
+                          <a:prstGeom prst="rect"/>
+                        </pic:spPr>
+                      </pic:pic>
+                    </a:graphicData>
+                  </a:graphic>
+                </wp:inline>
+              </w:drawing>
             </w:r>
           </w:p>
         </w:tc>
@@ -511,7 +1100,38 @@
           </w:tcPr>
           <w:p>
             <w:r>
-              <w:t>frame_0056.jpg</w:t>
+              <w:drawing>
+                <wp:inline xmlns:a="http://schemas.openxmlformats.org/drawingml/2006/main" xmlns:pic="http://schemas.openxmlformats.org/drawingml/2006/picture">
+                  <wp:extent cx="1097280" cy="617220"/>
+                  <wp:docPr id="20" name="Picture 20"/>
+                  <wp:cNvGraphicFramePr>
+                    <a:graphicFrameLocks noChangeAspect="1"/>
+                  </wp:cNvGraphicFramePr>
+                  <a:graphic>
+                    <a:graphicData uri="http://schemas.openxmlformats.org/drawingml/2006/picture">
+                      <pic:pic>
+                        <pic:nvPicPr>
+                          <pic:cNvPr id="0" name="frame_0056.jpg"/>
+                          <pic:cNvPicPr/>
+                        </pic:nvPicPr>
+                        <pic:blipFill>
+                          <a:blip r:embed="rId10"/>
+                          <a:stretch>
+                            <a:fillRect/>
+                          </a:stretch>
+                        </pic:blipFill>
+                        <pic:spPr>
+                          <a:xfrm>
+                            <a:off x="0" y="0"/>
+                            <a:ext cx="1097280" cy="617220"/>
+                          </a:xfrm>
+                          <a:prstGeom prst="rect"/>
+                        </pic:spPr>
+                      </pic:pic>
+                    </a:graphicData>
+                  </a:graphic>
+                </wp:inline>
+              </w:drawing>
             </w:r>
           </w:p>
         </w:tc>
@@ -521,7 +1141,38 @@
           </w:tcPr>
           <w:p>
             <w:r>
-              <w:t>frame_0111.jpg</w:t>
+              <w:drawing>
+                <wp:inline xmlns:a="http://schemas.openxmlformats.org/drawingml/2006/main" xmlns:pic="http://schemas.openxmlformats.org/drawingml/2006/picture">
+                  <wp:extent cx="1097280" cy="617220"/>
+                  <wp:docPr id="21" name="Picture 21"/>
+                  <wp:cNvGraphicFramePr>
+                    <a:graphicFrameLocks noChangeAspect="1"/>
+                  </wp:cNvGraphicFramePr>
+                  <a:graphic>
+                    <a:graphicData uri="http://schemas.openxmlformats.org/drawingml/2006/picture">
+                      <pic:pic>
+                        <pic:nvPicPr>
+                          <pic:cNvPr id="0" name="frame_0111.jpg"/>
+                          <pic:cNvPicPr/>
+                        </pic:nvPicPr>
+                        <pic:blipFill>
+                          <a:blip r:embed="rId11"/>
+                          <a:stretch>
+                            <a:fillRect/>
+                          </a:stretch>
+                        </pic:blipFill>
+                        <pic:spPr>
+                          <a:xfrm>
+                            <a:off x="0" y="0"/>
+                            <a:ext cx="1097280" cy="617220"/>
+                          </a:xfrm>
+                          <a:prstGeom prst="rect"/>
+                        </pic:spPr>
+                      </pic:pic>
+                    </a:graphicData>
+                  </a:graphic>
+                </wp:inline>
+              </w:drawing>
             </w:r>
           </w:p>
         </w:tc>
@@ -560,7 +1211,38 @@
           </w:tcPr>
           <w:p>
             <w:r>
-              <w:t>frame_0000.jpg</w:t>
+              <w:drawing>
+                <wp:inline xmlns:a="http://schemas.openxmlformats.org/drawingml/2006/main" xmlns:pic="http://schemas.openxmlformats.org/drawingml/2006/picture">
+                  <wp:extent cx="1097280" cy="617220"/>
+                  <wp:docPr id="22" name="Picture 22"/>
+                  <wp:cNvGraphicFramePr>
+                    <a:graphicFrameLocks noChangeAspect="1"/>
+                  </wp:cNvGraphicFramePr>
+                  <a:graphic>
+                    <a:graphicData uri="http://schemas.openxmlformats.org/drawingml/2006/picture">
+                      <pic:pic>
+                        <pic:nvPicPr>
+                          <pic:cNvPr id="0" name="frame_0000.jpg"/>
+                          <pic:cNvPicPr/>
+                        </pic:nvPicPr>
+                        <pic:blipFill>
+                          <a:blip r:embed="rId9"/>
+                          <a:stretch>
+                            <a:fillRect/>
+                          </a:stretch>
+                        </pic:blipFill>
+                        <pic:spPr>
+                          <a:xfrm>
+                            <a:off x="0" y="0"/>
+                            <a:ext cx="1097280" cy="617220"/>
+                          </a:xfrm>
+                          <a:prstGeom prst="rect"/>
+                        </pic:spPr>
+                      </pic:pic>
+                    </a:graphicData>
+                  </a:graphic>
+                </wp:inline>
+              </w:drawing>
             </w:r>
           </w:p>
         </w:tc>
@@ -570,7 +1252,38 @@
           </w:tcPr>
           <w:p>
             <w:r>
-              <w:t>frame_0056.jpg</w:t>
+              <w:drawing>
+                <wp:inline xmlns:a="http://schemas.openxmlformats.org/drawingml/2006/main" xmlns:pic="http://schemas.openxmlformats.org/drawingml/2006/picture">
+                  <wp:extent cx="1097280" cy="617220"/>
+                  <wp:docPr id="23" name="Picture 23"/>
+                  <wp:cNvGraphicFramePr>
+                    <a:graphicFrameLocks noChangeAspect="1"/>
+                  </wp:cNvGraphicFramePr>
+                  <a:graphic>
+                    <a:graphicData uri="http://schemas.openxmlformats.org/drawingml/2006/picture">
+                      <pic:pic>
+                        <pic:nvPicPr>
+                          <pic:cNvPr id="0" name="frame_0056.jpg"/>
+                          <pic:cNvPicPr/>
+                        </pic:nvPicPr>
+                        <pic:blipFill>
+                          <a:blip r:embed="rId10"/>
+                          <a:stretch>
+                            <a:fillRect/>
+                          </a:stretch>
+                        </pic:blipFill>
+                        <pic:spPr>
+                          <a:xfrm>
+                            <a:off x="0" y="0"/>
+                            <a:ext cx="1097280" cy="617220"/>
+                          </a:xfrm>
+                          <a:prstGeom prst="rect"/>
+                        </pic:spPr>
+                      </pic:pic>
+                    </a:graphicData>
+                  </a:graphic>
+                </wp:inline>
+              </w:drawing>
             </w:r>
           </w:p>
         </w:tc>
@@ -580,7 +1293,38 @@
           </w:tcPr>
           <w:p>
             <w:r>
-              <w:t>frame_0111.jpg</w:t>
+              <w:drawing>
+                <wp:inline xmlns:a="http://schemas.openxmlformats.org/drawingml/2006/main" xmlns:pic="http://schemas.openxmlformats.org/drawingml/2006/picture">
+                  <wp:extent cx="1097280" cy="617220"/>
+                  <wp:docPr id="24" name="Picture 24"/>
+                  <wp:cNvGraphicFramePr>
+                    <a:graphicFrameLocks noChangeAspect="1"/>
+                  </wp:cNvGraphicFramePr>
+                  <a:graphic>
+                    <a:graphicData uri="http://schemas.openxmlformats.org/drawingml/2006/picture">
+                      <pic:pic>
+                        <pic:nvPicPr>
+                          <pic:cNvPr id="0" name="frame_0111.jpg"/>
+                          <pic:cNvPicPr/>
+                        </pic:nvPicPr>
+                        <pic:blipFill>
+                          <a:blip r:embed="rId11"/>
+                          <a:stretch>
+                            <a:fillRect/>
+                          </a:stretch>
+                        </pic:blipFill>
+                        <pic:spPr>
+                          <a:xfrm>
+                            <a:off x="0" y="0"/>
+                            <a:ext cx="1097280" cy="617220"/>
+                          </a:xfrm>
+                          <a:prstGeom prst="rect"/>
+                        </pic:spPr>
+                      </pic:pic>
+                    </a:graphicData>
+                  </a:graphic>
+                </wp:inline>
+              </w:drawing>
             </w:r>
           </w:p>
         </w:tc>
@@ -619,7 +1363,38 @@
           </w:tcPr>
           <w:p>
             <w:r>
-              <w:t>frame_0000.jpg</w:t>
+              <w:drawing>
+                <wp:inline xmlns:a="http://schemas.openxmlformats.org/drawingml/2006/main" xmlns:pic="http://schemas.openxmlformats.org/drawingml/2006/picture">
+                  <wp:extent cx="1097280" cy="617220"/>
+                  <wp:docPr id="25" name="Picture 25"/>
+                  <wp:cNvGraphicFramePr>
+                    <a:graphicFrameLocks noChangeAspect="1"/>
+                  </wp:cNvGraphicFramePr>
+                  <a:graphic>
+                    <a:graphicData uri="http://schemas.openxmlformats.org/drawingml/2006/picture">
+                      <pic:pic>
+                        <pic:nvPicPr>
+                          <pic:cNvPr id="0" name="frame_0000.jpg"/>
+                          <pic:cNvPicPr/>
+                        </pic:nvPicPr>
+                        <pic:blipFill>
+                          <a:blip r:embed="rId9"/>
+                          <a:stretch>
+                            <a:fillRect/>
+                          </a:stretch>
+                        </pic:blipFill>
+                        <pic:spPr>
+                          <a:xfrm>
+                            <a:off x="0" y="0"/>
+                            <a:ext cx="1097280" cy="617220"/>
+                          </a:xfrm>
+                          <a:prstGeom prst="rect"/>
+                        </pic:spPr>
+                      </pic:pic>
+                    </a:graphicData>
+                  </a:graphic>
+                </wp:inline>
+              </w:drawing>
             </w:r>
           </w:p>
         </w:tc>
@@ -629,7 +1404,38 @@
           </w:tcPr>
           <w:p>
             <w:r>
-              <w:t>frame_0056.jpg</w:t>
+              <w:drawing>
+                <wp:inline xmlns:a="http://schemas.openxmlformats.org/drawingml/2006/main" xmlns:pic="http://schemas.openxmlformats.org/drawingml/2006/picture">
+                  <wp:extent cx="1097280" cy="617220"/>
+                  <wp:docPr id="26" name="Picture 26"/>
+                  <wp:cNvGraphicFramePr>
+                    <a:graphicFrameLocks noChangeAspect="1"/>
+                  </wp:cNvGraphicFramePr>
+                  <a:graphic>
+                    <a:graphicData uri="http://schemas.openxmlformats.org/drawingml/2006/picture">
+                      <pic:pic>
+                        <pic:nvPicPr>
+                          <pic:cNvPr id="0" name="frame_0056.jpg"/>
+                          <pic:cNvPicPr/>
+                        </pic:nvPicPr>
+                        <pic:blipFill>
+                          <a:blip r:embed="rId10"/>
+                          <a:stretch>
+                            <a:fillRect/>
+                          </a:stretch>
+                        </pic:blipFill>
+                        <pic:spPr>
+                          <a:xfrm>
+                            <a:off x="0" y="0"/>
+                            <a:ext cx="1097280" cy="617220"/>
+                          </a:xfrm>
+                          <a:prstGeom prst="rect"/>
+                        </pic:spPr>
+                      </pic:pic>
+                    </a:graphicData>
+                  </a:graphic>
+                </wp:inline>
+              </w:drawing>
             </w:r>
           </w:p>
         </w:tc>
@@ -639,7 +1445,38 @@
           </w:tcPr>
           <w:p>
             <w:r>
-              <w:t>frame_0111.jpg</w:t>
+              <w:drawing>
+                <wp:inline xmlns:a="http://schemas.openxmlformats.org/drawingml/2006/main" xmlns:pic="http://schemas.openxmlformats.org/drawingml/2006/picture">
+                  <wp:extent cx="1097280" cy="617220"/>
+                  <wp:docPr id="27" name="Picture 27"/>
+                  <wp:cNvGraphicFramePr>
+                    <a:graphicFrameLocks noChangeAspect="1"/>
+                  </wp:cNvGraphicFramePr>
+                  <a:graphic>
+                    <a:graphicData uri="http://schemas.openxmlformats.org/drawingml/2006/picture">
+                      <pic:pic>
+                        <pic:nvPicPr>
+                          <pic:cNvPr id="0" name="frame_0111.jpg"/>
+                          <pic:cNvPicPr/>
+                        </pic:nvPicPr>
+                        <pic:blipFill>
+                          <a:blip r:embed="rId11"/>
+                          <a:stretch>
+                            <a:fillRect/>
+                          </a:stretch>
+                        </pic:blipFill>
+                        <pic:spPr>
+                          <a:xfrm>
+                            <a:off x="0" y="0"/>
+                            <a:ext cx="1097280" cy="617220"/>
+                          </a:xfrm>
+                          <a:prstGeom prst="rect"/>
+                        </pic:spPr>
+                      </pic:pic>
+                    </a:graphicData>
+                  </a:graphic>
+                </wp:inline>
+              </w:drawing>
             </w:r>
           </w:p>
         </w:tc>
@@ -683,7 +1520,38 @@
           </w:tcPr>
           <w:p>
             <w:r>
-              <w:t>frame_0000.jpg</w:t>
+              <w:drawing>
+                <wp:inline xmlns:a="http://schemas.openxmlformats.org/drawingml/2006/main" xmlns:pic="http://schemas.openxmlformats.org/drawingml/2006/picture">
+                  <wp:extent cx="1097280" cy="617220"/>
+                  <wp:docPr id="28" name="Picture 28"/>
+                  <wp:cNvGraphicFramePr>
+                    <a:graphicFrameLocks noChangeAspect="1"/>
+                  </wp:cNvGraphicFramePr>
+                  <a:graphic>
+                    <a:graphicData uri="http://schemas.openxmlformats.org/drawingml/2006/picture">
+                      <pic:pic>
+                        <pic:nvPicPr>
+                          <pic:cNvPr id="0" name="frame_0000.jpg"/>
+                          <pic:cNvPicPr/>
+                        </pic:nvPicPr>
+                        <pic:blipFill>
+                          <a:blip r:embed="rId9"/>
+                          <a:stretch>
+                            <a:fillRect/>
+                          </a:stretch>
+                        </pic:blipFill>
+                        <pic:spPr>
+                          <a:xfrm>
+                            <a:off x="0" y="0"/>
+                            <a:ext cx="1097280" cy="617220"/>
+                          </a:xfrm>
+                          <a:prstGeom prst="rect"/>
+                        </pic:spPr>
+                      </pic:pic>
+                    </a:graphicData>
+                  </a:graphic>
+                </wp:inline>
+              </w:drawing>
             </w:r>
           </w:p>
         </w:tc>
@@ -693,7 +1561,38 @@
           </w:tcPr>
           <w:p>
             <w:r>
-              <w:t>frame_0056.jpg</w:t>
+              <w:drawing>
+                <wp:inline xmlns:a="http://schemas.openxmlformats.org/drawingml/2006/main" xmlns:pic="http://schemas.openxmlformats.org/drawingml/2006/picture">
+                  <wp:extent cx="1097280" cy="617220"/>
+                  <wp:docPr id="29" name="Picture 29"/>
+                  <wp:cNvGraphicFramePr>
+                    <a:graphicFrameLocks noChangeAspect="1"/>
+                  </wp:cNvGraphicFramePr>
+                  <a:graphic>
+                    <a:graphicData uri="http://schemas.openxmlformats.org/drawingml/2006/picture">
+                      <pic:pic>
+                        <pic:nvPicPr>
+                          <pic:cNvPr id="0" name="frame_0056.jpg"/>
+                          <pic:cNvPicPr/>
+                        </pic:nvPicPr>
+                        <pic:blipFill>
+                          <a:blip r:embed="rId10"/>
+                          <a:stretch>
+                            <a:fillRect/>
+                          </a:stretch>
+                        </pic:blipFill>
+                        <pic:spPr>
+                          <a:xfrm>
+                            <a:off x="0" y="0"/>
+                            <a:ext cx="1097280" cy="617220"/>
+                          </a:xfrm>
+                          <a:prstGeom prst="rect"/>
+                        </pic:spPr>
+                      </pic:pic>
+                    </a:graphicData>
+                  </a:graphic>
+                </wp:inline>
+              </w:drawing>
             </w:r>
           </w:p>
         </w:tc>
@@ -703,7 +1602,38 @@
           </w:tcPr>
           <w:p>
             <w:r>
-              <w:t>frame_0111.jpg</w:t>
+              <w:drawing>
+                <wp:inline xmlns:a="http://schemas.openxmlformats.org/drawingml/2006/main" xmlns:pic="http://schemas.openxmlformats.org/drawingml/2006/picture">
+                  <wp:extent cx="1097280" cy="617220"/>
+                  <wp:docPr id="30" name="Picture 30"/>
+                  <wp:cNvGraphicFramePr>
+                    <a:graphicFrameLocks noChangeAspect="1"/>
+                  </wp:cNvGraphicFramePr>
+                  <a:graphic>
+                    <a:graphicData uri="http://schemas.openxmlformats.org/drawingml/2006/picture">
+                      <pic:pic>
+                        <pic:nvPicPr>
+                          <pic:cNvPr id="0" name="frame_0111.jpg"/>
+                          <pic:cNvPicPr/>
+                        </pic:nvPicPr>
+                        <pic:blipFill>
+                          <a:blip r:embed="rId11"/>
+                          <a:stretch>
+                            <a:fillRect/>
+                          </a:stretch>
+                        </pic:blipFill>
+                        <pic:spPr>
+                          <a:xfrm>
+                            <a:off x="0" y="0"/>
+                            <a:ext cx="1097280" cy="617220"/>
+                          </a:xfrm>
+                          <a:prstGeom prst="rect"/>
+                        </pic:spPr>
+                      </pic:pic>
+                    </a:graphicData>
+                  </a:graphic>
+                </wp:inline>
+              </w:drawing>
             </w:r>
           </w:p>
         </w:tc>
@@ -742,7 +1672,38 @@
           </w:tcPr>
           <w:p>
             <w:r>
-              <w:t>frame_0000.jpg</w:t>
+              <w:drawing>
+                <wp:inline xmlns:a="http://schemas.openxmlformats.org/drawingml/2006/main" xmlns:pic="http://schemas.openxmlformats.org/drawingml/2006/picture">
+                  <wp:extent cx="1097280" cy="617220"/>
+                  <wp:docPr id="31" name="Picture 31"/>
+                  <wp:cNvGraphicFramePr>
+                    <a:graphicFrameLocks noChangeAspect="1"/>
+                  </wp:cNvGraphicFramePr>
+                  <a:graphic>
+                    <a:graphicData uri="http://schemas.openxmlformats.org/drawingml/2006/picture">
+                      <pic:pic>
+                        <pic:nvPicPr>
+                          <pic:cNvPr id="0" name="frame_0000.jpg"/>
+                          <pic:cNvPicPr/>
+                        </pic:nvPicPr>
+                        <pic:blipFill>
+                          <a:blip r:embed="rId9"/>
+                          <a:stretch>
+                            <a:fillRect/>
+                          </a:stretch>
+                        </pic:blipFill>
+                        <pic:spPr>
+                          <a:xfrm>
+                            <a:off x="0" y="0"/>
+                            <a:ext cx="1097280" cy="617220"/>
+                          </a:xfrm>
+                          <a:prstGeom prst="rect"/>
+                        </pic:spPr>
+                      </pic:pic>
+                    </a:graphicData>
+                  </a:graphic>
+                </wp:inline>
+              </w:drawing>
             </w:r>
           </w:p>
         </w:tc>
@@ -752,7 +1713,38 @@
           </w:tcPr>
           <w:p>
             <w:r>
-              <w:t>frame_0056.jpg</w:t>
+              <w:drawing>
+                <wp:inline xmlns:a="http://schemas.openxmlformats.org/drawingml/2006/main" xmlns:pic="http://schemas.openxmlformats.org/drawingml/2006/picture">
+                  <wp:extent cx="1097280" cy="617220"/>
+                  <wp:docPr id="32" name="Picture 32"/>
+                  <wp:cNvGraphicFramePr>
+                    <a:graphicFrameLocks noChangeAspect="1"/>
+                  </wp:cNvGraphicFramePr>
+                  <a:graphic>
+                    <a:graphicData uri="http://schemas.openxmlformats.org/drawingml/2006/picture">
+                      <pic:pic>
+                        <pic:nvPicPr>
+                          <pic:cNvPr id="0" name="frame_0056.jpg"/>
+                          <pic:cNvPicPr/>
+                        </pic:nvPicPr>
+                        <pic:blipFill>
+                          <a:blip r:embed="rId10"/>
+                          <a:stretch>
+                            <a:fillRect/>
+                          </a:stretch>
+                        </pic:blipFill>
+                        <pic:spPr>
+                          <a:xfrm>
+                            <a:off x="0" y="0"/>
+                            <a:ext cx="1097280" cy="617220"/>
+                          </a:xfrm>
+                          <a:prstGeom prst="rect"/>
+                        </pic:spPr>
+                      </pic:pic>
+                    </a:graphicData>
+                  </a:graphic>
+                </wp:inline>
+              </w:drawing>
             </w:r>
           </w:p>
         </w:tc>
@@ -762,7 +1754,38 @@
           </w:tcPr>
           <w:p>
             <w:r>
-              <w:t>frame_0111.jpg</w:t>
+              <w:drawing>
+                <wp:inline xmlns:a="http://schemas.openxmlformats.org/drawingml/2006/main" xmlns:pic="http://schemas.openxmlformats.org/drawingml/2006/picture">
+                  <wp:extent cx="1097280" cy="617220"/>
+                  <wp:docPr id="33" name="Picture 33"/>
+                  <wp:cNvGraphicFramePr>
+                    <a:graphicFrameLocks noChangeAspect="1"/>
+                  </wp:cNvGraphicFramePr>
+                  <a:graphic>
+                    <a:graphicData uri="http://schemas.openxmlformats.org/drawingml/2006/picture">
+                      <pic:pic>
+                        <pic:nvPicPr>
+                          <pic:cNvPr id="0" name="frame_0111.jpg"/>
+                          <pic:cNvPicPr/>
+                        </pic:nvPicPr>
+                        <pic:blipFill>
+                          <a:blip r:embed="rId11"/>
+                          <a:stretch>
+                            <a:fillRect/>
+                          </a:stretch>
+                        </pic:blipFill>
+                        <pic:spPr>
+                          <a:xfrm>
+                            <a:off x="0" y="0"/>
+                            <a:ext cx="1097280" cy="617220"/>
+                          </a:xfrm>
+                          <a:prstGeom prst="rect"/>
+                        </pic:spPr>
+                      </pic:pic>
+                    </a:graphicData>
+                  </a:graphic>
+                </wp:inline>
+              </w:drawing>
             </w:r>
           </w:p>
         </w:tc>
@@ -801,7 +1824,38 @@
           </w:tcPr>
           <w:p>
             <w:r>
-              <w:t>frame_0000.jpg</w:t>
+              <w:drawing>
+                <wp:inline xmlns:a="http://schemas.openxmlformats.org/drawingml/2006/main" xmlns:pic="http://schemas.openxmlformats.org/drawingml/2006/picture">
+                  <wp:extent cx="1097280" cy="617220"/>
+                  <wp:docPr id="34" name="Picture 34"/>
+                  <wp:cNvGraphicFramePr>
+                    <a:graphicFrameLocks noChangeAspect="1"/>
+                  </wp:cNvGraphicFramePr>
+                  <a:graphic>
+                    <a:graphicData uri="http://schemas.openxmlformats.org/drawingml/2006/picture">
+                      <pic:pic>
+                        <pic:nvPicPr>
+                          <pic:cNvPr id="0" name="frame_0000.jpg"/>
+                          <pic:cNvPicPr/>
+                        </pic:nvPicPr>
+                        <pic:blipFill>
+                          <a:blip r:embed="rId9"/>
+                          <a:stretch>
+                            <a:fillRect/>
+                          </a:stretch>
+                        </pic:blipFill>
+                        <pic:spPr>
+                          <a:xfrm>
+                            <a:off x="0" y="0"/>
+                            <a:ext cx="1097280" cy="617220"/>
+                          </a:xfrm>
+                          <a:prstGeom prst="rect"/>
+                        </pic:spPr>
+                      </pic:pic>
+                    </a:graphicData>
+                  </a:graphic>
+                </wp:inline>
+              </w:drawing>
             </w:r>
           </w:p>
         </w:tc>
@@ -811,7 +1865,38 @@
           </w:tcPr>
           <w:p>
             <w:r>
-              <w:t>frame_0056.jpg</w:t>
+              <w:drawing>
+                <wp:inline xmlns:a="http://schemas.openxmlformats.org/drawingml/2006/main" xmlns:pic="http://schemas.openxmlformats.org/drawingml/2006/picture">
+                  <wp:extent cx="1097280" cy="617220"/>
+                  <wp:docPr id="35" name="Picture 35"/>
+                  <wp:cNvGraphicFramePr>
+                    <a:graphicFrameLocks noChangeAspect="1"/>
+                  </wp:cNvGraphicFramePr>
+                  <a:graphic>
+                    <a:graphicData uri="http://schemas.openxmlformats.org/drawingml/2006/picture">
+                      <pic:pic>
+                        <pic:nvPicPr>
+                          <pic:cNvPr id="0" name="frame_0056.jpg"/>
+                          <pic:cNvPicPr/>
+                        </pic:nvPicPr>
+                        <pic:blipFill>
+                          <a:blip r:embed="rId10"/>
+                          <a:stretch>
+                            <a:fillRect/>
+                          </a:stretch>
+                        </pic:blipFill>
+                        <pic:spPr>
+                          <a:xfrm>
+                            <a:off x="0" y="0"/>
+                            <a:ext cx="1097280" cy="617220"/>
+                          </a:xfrm>
+                          <a:prstGeom prst="rect"/>
+                        </pic:spPr>
+                      </pic:pic>
+                    </a:graphicData>
+                  </a:graphic>
+                </wp:inline>
+              </w:drawing>
             </w:r>
           </w:p>
         </w:tc>
@@ -821,7 +1906,38 @@
           </w:tcPr>
           <w:p>
             <w:r>
-              <w:t>frame_0111.jpg</w:t>
+              <w:drawing>
+                <wp:inline xmlns:a="http://schemas.openxmlformats.org/drawingml/2006/main" xmlns:pic="http://schemas.openxmlformats.org/drawingml/2006/picture">
+                  <wp:extent cx="1097280" cy="617220"/>
+                  <wp:docPr id="36" name="Picture 36"/>
+                  <wp:cNvGraphicFramePr>
+                    <a:graphicFrameLocks noChangeAspect="1"/>
+                  </wp:cNvGraphicFramePr>
+                  <a:graphic>
+                    <a:graphicData uri="http://schemas.openxmlformats.org/drawingml/2006/picture">
+                      <pic:pic>
+                        <pic:nvPicPr>
+                          <pic:cNvPr id="0" name="frame_0111.jpg"/>
+                          <pic:cNvPicPr/>
+                        </pic:nvPicPr>
+                        <pic:blipFill>
+                          <a:blip r:embed="rId11"/>
+                          <a:stretch>
+                            <a:fillRect/>
+                          </a:stretch>
+                        </pic:blipFill>
+                        <pic:spPr>
+                          <a:xfrm>
+                            <a:off x="0" y="0"/>
+                            <a:ext cx="1097280" cy="617220"/>
+                          </a:xfrm>
+                          <a:prstGeom prst="rect"/>
+                        </pic:spPr>
+                      </pic:pic>
+                    </a:graphicData>
+                  </a:graphic>
+                </wp:inline>
+              </w:drawing>
             </w:r>
           </w:p>
         </w:tc>
@@ -868,7 +1984,38 @@
           </w:tcPr>
           <w:p>
             <w:r>
-              <w:t>frame_0000.jpg</w:t>
+              <w:drawing>
+                <wp:inline xmlns:a="http://schemas.openxmlformats.org/drawingml/2006/main" xmlns:pic="http://schemas.openxmlformats.org/drawingml/2006/picture">
+                  <wp:extent cx="1280160" cy="720090"/>
+                  <wp:docPr id="37" name="Picture 37"/>
+                  <wp:cNvGraphicFramePr>
+                    <a:graphicFrameLocks noChangeAspect="1"/>
+                  </wp:cNvGraphicFramePr>
+                  <a:graphic>
+                    <a:graphicData uri="http://schemas.openxmlformats.org/drawingml/2006/picture">
+                      <pic:pic>
+                        <pic:nvPicPr>
+                          <pic:cNvPr id="0" name="frame_0000.jpg"/>
+                          <pic:cNvPicPr/>
+                        </pic:nvPicPr>
+                        <pic:blipFill>
+                          <a:blip r:embed="rId9"/>
+                          <a:stretch>
+                            <a:fillRect/>
+                          </a:stretch>
+                        </pic:blipFill>
+                        <pic:spPr>
+                          <a:xfrm>
+                            <a:off x="0" y="0"/>
+                            <a:ext cx="1280160" cy="720090"/>
+                          </a:xfrm>
+                          <a:prstGeom prst="rect"/>
+                        </pic:spPr>
+                      </pic:pic>
+                    </a:graphicData>
+                  </a:graphic>
+                </wp:inline>
+              </w:drawing>
             </w:r>
           </w:p>
         </w:tc>
@@ -878,7 +2025,38 @@
           </w:tcPr>
           <w:p>
             <w:r>
-              <w:t>frame_0056.jpg</w:t>
+              <w:drawing>
+                <wp:inline xmlns:a="http://schemas.openxmlformats.org/drawingml/2006/main" xmlns:pic="http://schemas.openxmlformats.org/drawingml/2006/picture">
+                  <wp:extent cx="1280160" cy="720090"/>
+                  <wp:docPr id="38" name="Picture 38"/>
+                  <wp:cNvGraphicFramePr>
+                    <a:graphicFrameLocks noChangeAspect="1"/>
+                  </wp:cNvGraphicFramePr>
+                  <a:graphic>
+                    <a:graphicData uri="http://schemas.openxmlformats.org/drawingml/2006/picture">
+                      <pic:pic>
+                        <pic:nvPicPr>
+                          <pic:cNvPr id="0" name="frame_0056.jpg"/>
+                          <pic:cNvPicPr/>
+                        </pic:nvPicPr>
+                        <pic:blipFill>
+                          <a:blip r:embed="rId10"/>
+                          <a:stretch>
+                            <a:fillRect/>
+                          </a:stretch>
+                        </pic:blipFill>
+                        <pic:spPr>
+                          <a:xfrm>
+                            <a:off x="0" y="0"/>
+                            <a:ext cx="1280160" cy="720090"/>
+                          </a:xfrm>
+                          <a:prstGeom prst="rect"/>
+                        </pic:spPr>
+                      </pic:pic>
+                    </a:graphicData>
+                  </a:graphic>
+                </wp:inline>
+              </w:drawing>
             </w:r>
           </w:p>
         </w:tc>
@@ -888,7 +2066,38 @@
           </w:tcPr>
           <w:p>
             <w:r>
-              <w:t>frame_0111.jpg</w:t>
+              <w:drawing>
+                <wp:inline xmlns:a="http://schemas.openxmlformats.org/drawingml/2006/main" xmlns:pic="http://schemas.openxmlformats.org/drawingml/2006/picture">
+                  <wp:extent cx="1280160" cy="720090"/>
+                  <wp:docPr id="39" name="Picture 39"/>
+                  <wp:cNvGraphicFramePr>
+                    <a:graphicFrameLocks noChangeAspect="1"/>
+                  </wp:cNvGraphicFramePr>
+                  <a:graphic>
+                    <a:graphicData uri="http://schemas.openxmlformats.org/drawingml/2006/picture">
+                      <pic:pic>
+                        <pic:nvPicPr>
+                          <pic:cNvPr id="0" name="frame_0111.jpg"/>
+                          <pic:cNvPicPr/>
+                        </pic:nvPicPr>
+                        <pic:blipFill>
+                          <a:blip r:embed="rId11"/>
+                          <a:stretch>
+                            <a:fillRect/>
+                          </a:stretch>
+                        </pic:blipFill>
+                        <pic:spPr>
+                          <a:xfrm>
+                            <a:off x="0" y="0"/>
+                            <a:ext cx="1280160" cy="720090"/>
+                          </a:xfrm>
+                          <a:prstGeom prst="rect"/>
+                        </pic:spPr>
+                      </pic:pic>
+                    </a:graphicData>
+                  </a:graphic>
+                </wp:inline>
+              </w:drawing>
             </w:r>
           </w:p>
         </w:tc>
@@ -955,7 +2164,38 @@
           </w:tcPr>
           <w:p>
             <w:r>
-              <w:t>frame_0000.jpg</w:t>
+              <w:drawing>
+                <wp:inline xmlns:a="http://schemas.openxmlformats.org/drawingml/2006/main" xmlns:pic="http://schemas.openxmlformats.org/drawingml/2006/picture">
+                  <wp:extent cx="1280160" cy="720090"/>
+                  <wp:docPr id="40" name="Picture 40"/>
+                  <wp:cNvGraphicFramePr>
+                    <a:graphicFrameLocks noChangeAspect="1"/>
+                  </wp:cNvGraphicFramePr>
+                  <a:graphic>
+                    <a:graphicData uri="http://schemas.openxmlformats.org/drawingml/2006/picture">
+                      <pic:pic>
+                        <pic:nvPicPr>
+                          <pic:cNvPr id="0" name="frame_0000.jpg"/>
+                          <pic:cNvPicPr/>
+                        </pic:nvPicPr>
+                        <pic:blipFill>
+                          <a:blip r:embed="rId9"/>
+                          <a:stretch>
+                            <a:fillRect/>
+                          </a:stretch>
+                        </pic:blipFill>
+                        <pic:spPr>
+                          <a:xfrm>
+                            <a:off x="0" y="0"/>
+                            <a:ext cx="1280160" cy="720090"/>
+                          </a:xfrm>
+                          <a:prstGeom prst="rect"/>
+                        </pic:spPr>
+                      </pic:pic>
+                    </a:graphicData>
+                  </a:graphic>
+                </wp:inline>
+              </w:drawing>
             </w:r>
           </w:p>
         </w:tc>
@@ -965,7 +2205,38 @@
           </w:tcPr>
           <w:p>
             <w:r>
-              <w:t>frame_0056.jpg</w:t>
+              <w:drawing>
+                <wp:inline xmlns:a="http://schemas.openxmlformats.org/drawingml/2006/main" xmlns:pic="http://schemas.openxmlformats.org/drawingml/2006/picture">
+                  <wp:extent cx="1280160" cy="720090"/>
+                  <wp:docPr id="41" name="Picture 41"/>
+                  <wp:cNvGraphicFramePr>
+                    <a:graphicFrameLocks noChangeAspect="1"/>
+                  </wp:cNvGraphicFramePr>
+                  <a:graphic>
+                    <a:graphicData uri="http://schemas.openxmlformats.org/drawingml/2006/picture">
+                      <pic:pic>
+                        <pic:nvPicPr>
+                          <pic:cNvPr id="0" name="frame_0056.jpg"/>
+                          <pic:cNvPicPr/>
+                        </pic:nvPicPr>
+                        <pic:blipFill>
+                          <a:blip r:embed="rId10"/>
+                          <a:stretch>
+                            <a:fillRect/>
+                          </a:stretch>
+                        </pic:blipFill>
+                        <pic:spPr>
+                          <a:xfrm>
+                            <a:off x="0" y="0"/>
+                            <a:ext cx="1280160" cy="720090"/>
+                          </a:xfrm>
+                          <a:prstGeom prst="rect"/>
+                        </pic:spPr>
+                      </pic:pic>
+                    </a:graphicData>
+                  </a:graphic>
+                </wp:inline>
+              </w:drawing>
             </w:r>
           </w:p>
         </w:tc>
@@ -975,7 +2246,38 @@
           </w:tcPr>
           <w:p>
             <w:r>
-              <w:t>frame_0111.jpg</w:t>
+              <w:drawing>
+                <wp:inline xmlns:a="http://schemas.openxmlformats.org/drawingml/2006/main" xmlns:pic="http://schemas.openxmlformats.org/drawingml/2006/picture">
+                  <wp:extent cx="1280160" cy="720090"/>
+                  <wp:docPr id="42" name="Picture 42"/>
+                  <wp:cNvGraphicFramePr>
+                    <a:graphicFrameLocks noChangeAspect="1"/>
+                  </wp:cNvGraphicFramePr>
+                  <a:graphic>
+                    <a:graphicData uri="http://schemas.openxmlformats.org/drawingml/2006/picture">
+                      <pic:pic>
+                        <pic:nvPicPr>
+                          <pic:cNvPr id="0" name="frame_0111.jpg"/>
+                          <pic:cNvPicPr/>
+                        </pic:nvPicPr>
+                        <pic:blipFill>
+                          <a:blip r:embed="rId11"/>
+                          <a:stretch>
+                            <a:fillRect/>
+                          </a:stretch>
+                        </pic:blipFill>
+                        <pic:spPr>
+                          <a:xfrm>
+                            <a:off x="0" y="0"/>
+                            <a:ext cx="1280160" cy="720090"/>
+                          </a:xfrm>
+                          <a:prstGeom prst="rect"/>
+                        </pic:spPr>
+                      </pic:pic>
+                    </a:graphicData>
+                  </a:graphic>
+                </wp:inline>
+              </w:drawing>
             </w:r>
           </w:p>
         </w:tc>
@@ -1042,7 +2344,38 @@
           </w:tcPr>
           <w:p>
             <w:r>
-              <w:t>frame_0000.jpg</w:t>
+              <w:drawing>
+                <wp:inline xmlns:a="http://schemas.openxmlformats.org/drawingml/2006/main" xmlns:pic="http://schemas.openxmlformats.org/drawingml/2006/picture">
+                  <wp:extent cx="1280160" cy="720090"/>
+                  <wp:docPr id="43" name="Picture 43"/>
+                  <wp:cNvGraphicFramePr>
+                    <a:graphicFrameLocks noChangeAspect="1"/>
+                  </wp:cNvGraphicFramePr>
+                  <a:graphic>
+                    <a:graphicData uri="http://schemas.openxmlformats.org/drawingml/2006/picture">
+                      <pic:pic>
+                        <pic:nvPicPr>
+                          <pic:cNvPr id="0" name="frame_0000.jpg"/>
+                          <pic:cNvPicPr/>
+                        </pic:nvPicPr>
+                        <pic:blipFill>
+                          <a:blip r:embed="rId9"/>
+                          <a:stretch>
+                            <a:fillRect/>
+                          </a:stretch>
+                        </pic:blipFill>
+                        <pic:spPr>
+                          <a:xfrm>
+                            <a:off x="0" y="0"/>
+                            <a:ext cx="1280160" cy="720090"/>
+                          </a:xfrm>
+                          <a:prstGeom prst="rect"/>
+                        </pic:spPr>
+                      </pic:pic>
+                    </a:graphicData>
+                  </a:graphic>
+                </wp:inline>
+              </w:drawing>
             </w:r>
           </w:p>
         </w:tc>
@@ -1052,7 +2385,38 @@
           </w:tcPr>
           <w:p>
             <w:r>
-              <w:t>frame_0056.jpg</w:t>
+              <w:drawing>
+                <wp:inline xmlns:a="http://schemas.openxmlformats.org/drawingml/2006/main" xmlns:pic="http://schemas.openxmlformats.org/drawingml/2006/picture">
+                  <wp:extent cx="1280160" cy="720090"/>
+                  <wp:docPr id="44" name="Picture 44"/>
+                  <wp:cNvGraphicFramePr>
+                    <a:graphicFrameLocks noChangeAspect="1"/>
+                  </wp:cNvGraphicFramePr>
+                  <a:graphic>
+                    <a:graphicData uri="http://schemas.openxmlformats.org/drawingml/2006/picture">
+                      <pic:pic>
+                        <pic:nvPicPr>
+                          <pic:cNvPr id="0" name="frame_0056.jpg"/>
+                          <pic:cNvPicPr/>
+                        </pic:nvPicPr>
+                        <pic:blipFill>
+                          <a:blip r:embed="rId10"/>
+                          <a:stretch>
+                            <a:fillRect/>
+                          </a:stretch>
+                        </pic:blipFill>
+                        <pic:spPr>
+                          <a:xfrm>
+                            <a:off x="0" y="0"/>
+                            <a:ext cx="1280160" cy="720090"/>
+                          </a:xfrm>
+                          <a:prstGeom prst="rect"/>
+                        </pic:spPr>
+                      </pic:pic>
+                    </a:graphicData>
+                  </a:graphic>
+                </wp:inline>
+              </w:drawing>
             </w:r>
           </w:p>
         </w:tc>
@@ -1062,7 +2426,38 @@
           </w:tcPr>
           <w:p>
             <w:r>
-              <w:t>frame_0111.jpg</w:t>
+              <w:drawing>
+                <wp:inline xmlns:a="http://schemas.openxmlformats.org/drawingml/2006/main" xmlns:pic="http://schemas.openxmlformats.org/drawingml/2006/picture">
+                  <wp:extent cx="1280160" cy="720090"/>
+                  <wp:docPr id="45" name="Picture 45"/>
+                  <wp:cNvGraphicFramePr>
+                    <a:graphicFrameLocks noChangeAspect="1"/>
+                  </wp:cNvGraphicFramePr>
+                  <a:graphic>
+                    <a:graphicData uri="http://schemas.openxmlformats.org/drawingml/2006/picture">
+                      <pic:pic>
+                        <pic:nvPicPr>
+                          <pic:cNvPr id="0" name="frame_0111.jpg"/>
+                          <pic:cNvPicPr/>
+                        </pic:nvPicPr>
+                        <pic:blipFill>
+                          <a:blip r:embed="rId11"/>
+                          <a:stretch>
+                            <a:fillRect/>
+                          </a:stretch>
+                        </pic:blipFill>
+                        <pic:spPr>
+                          <a:xfrm>
+                            <a:off x="0" y="0"/>
+                            <a:ext cx="1280160" cy="720090"/>
+                          </a:xfrm>
+                          <a:prstGeom prst="rect"/>
+                        </pic:spPr>
+                      </pic:pic>
+                    </a:graphicData>
+                  </a:graphic>
+                </wp:inline>
+              </w:drawing>
             </w:r>
           </w:p>
         </w:tc>
